--- a/Git-GitHub/git-techie.docx
+++ b/Git-GitHub/git-techie.docx
@@ -849,8 +849,6 @@
           </wp:inline>
         </w:drawing>
       </w:r>
-      <w:bookmarkStart w:id="0" w:name="_GoBack"/>
-      <w:bookmarkEnd w:id="0"/>
     </w:p>
     <w:p>
       <w:pPr>
@@ -874,9 +872,60 @@
     </w:p>
     <w:p>
       <w:pPr>
+        <w:pStyle w:val="ListParagraph"/>
+      </w:pPr>
+      <w:r>
+        <w:rPr>
+          <w:noProof/>
+        </w:rPr>
+        <w:drawing>
+          <wp:inline distT="0" distB="0" distL="0" distR="0" wp14:anchorId="451291AE" wp14:editId="08098277">
+            <wp:extent cx="5731510" cy="1167765"/>
+            <wp:effectExtent l="0" t="0" r="2540" b="0"/>
+            <wp:docPr id="2" name="Picture 2"/>
+            <wp:cNvGraphicFramePr>
+              <a:graphicFrameLocks xmlns:a="http://schemas.openxmlformats.org/drawingml/2006/main" noChangeAspect="1"/>
+            </wp:cNvGraphicFramePr>
+            <a:graphic xmlns:a="http://schemas.openxmlformats.org/drawingml/2006/main">
+              <a:graphicData uri="http://schemas.openxmlformats.org/drawingml/2006/picture">
+                <pic:pic xmlns:pic="http://schemas.openxmlformats.org/drawingml/2006/picture">
+                  <pic:nvPicPr>
+                    <pic:cNvPr id="1" name=""/>
+                    <pic:cNvPicPr/>
+                  </pic:nvPicPr>
+                  <pic:blipFill>
+                    <a:blip r:embed="rId19"/>
+                    <a:stretch>
+                      <a:fillRect/>
+                    </a:stretch>
+                  </pic:blipFill>
+                  <pic:spPr>
+                    <a:xfrm>
+                      <a:off x="0" y="0"/>
+                      <a:ext cx="5731510" cy="1167765"/>
+                    </a:xfrm>
+                    <a:prstGeom prst="rect">
+                      <a:avLst/>
+                    </a:prstGeom>
+                  </pic:spPr>
+                </pic:pic>
+              </a:graphicData>
+            </a:graphic>
+          </wp:inline>
+        </w:drawing>
+      </w:r>
+    </w:p>
+    <w:p>
+      <w:pPr>
+        <w:pStyle w:val="ListParagraph"/>
+      </w:pPr>
+    </w:p>
+    <w:p>
+      <w:pPr>
+        <w:pStyle w:val="ListParagraph"/>
         <w:numPr>
           <w:ilvl w:val="0"/>
-          <w:numId w:val="1"/>
+          <w:numId w:val="2"/>
         </w:numPr>
       </w:pPr>
       <w:r>
@@ -885,12 +934,84 @@
     </w:p>
     <w:p>
       <w:pPr>
+        <w:pStyle w:val="ListParagraph"/>
+      </w:pPr>
+      <w:r>
+        <w:rPr>
+          <w:noProof/>
+        </w:rPr>
+        <w:drawing>
+          <wp:inline distT="0" distB="0" distL="0" distR="0" wp14:anchorId="21E4C570" wp14:editId="68FC1AEC">
+            <wp:extent cx="5731510" cy="1992630"/>
+            <wp:effectExtent l="0" t="0" r="2540" b="7620"/>
+            <wp:docPr id="10" name="Picture 10"/>
+            <wp:cNvGraphicFramePr>
+              <a:graphicFrameLocks xmlns:a="http://schemas.openxmlformats.org/drawingml/2006/main" noChangeAspect="1"/>
+            </wp:cNvGraphicFramePr>
+            <a:graphic xmlns:a="http://schemas.openxmlformats.org/drawingml/2006/main">
+              <a:graphicData uri="http://schemas.openxmlformats.org/drawingml/2006/picture">
+                <pic:pic xmlns:pic="http://schemas.openxmlformats.org/drawingml/2006/picture">
+                  <pic:nvPicPr>
+                    <pic:cNvPr id="1" name=""/>
+                    <pic:cNvPicPr/>
+                  </pic:nvPicPr>
+                  <pic:blipFill>
+                    <a:blip r:embed="rId20"/>
+                    <a:stretch>
+                      <a:fillRect/>
+                    </a:stretch>
+                  </pic:blipFill>
+                  <pic:spPr>
+                    <a:xfrm>
+                      <a:off x="0" y="0"/>
+                      <a:ext cx="5731510" cy="1992630"/>
+                    </a:xfrm>
+                    <a:prstGeom prst="rect">
+                      <a:avLst/>
+                    </a:prstGeom>
+                  </pic:spPr>
+                </pic:pic>
+              </a:graphicData>
+            </a:graphic>
+          </wp:inline>
+        </w:drawing>
+      </w:r>
+    </w:p>
+    <w:p>
+      <w:pPr>
+        <w:ind w:left="360"/>
+      </w:pPr>
+    </w:p>
+    <w:p>
+      <w:pPr>
+        <w:ind w:left="360"/>
+      </w:pPr>
+    </w:p>
+    <w:p>
+      <w:pPr>
+        <w:ind w:left="360"/>
+      </w:pPr>
+    </w:p>
+    <w:p>
+      <w:pPr>
+        <w:ind w:left="360"/>
+      </w:pPr>
+    </w:p>
+    <w:p>
+      <w:pPr>
+        <w:ind w:left="360"/>
+      </w:pPr>
+    </w:p>
+    <w:p>
+      <w:pPr>
+        <w:pStyle w:val="ListParagraph"/>
         <w:numPr>
           <w:ilvl w:val="0"/>
-          <w:numId w:val="1"/>
+          <w:numId w:val="2"/>
         </w:numPr>
       </w:pPr>
       <w:r>
+        <w:lastRenderedPageBreak/>
         <w:t xml:space="preserve">Revert a </w:t>
       </w:r>
       <w:proofErr w:type="spellStart"/>
@@ -904,20 +1025,111 @@
     </w:p>
     <w:p>
       <w:pPr>
+        <w:ind w:left="720"/>
+      </w:pPr>
+      <w:r>
+        <w:rPr>
+          <w:noProof/>
+        </w:rPr>
+        <w:drawing>
+          <wp:inline distT="0" distB="0" distL="0" distR="0" wp14:anchorId="27241877" wp14:editId="601835D3">
+            <wp:extent cx="5731510" cy="2327275"/>
+            <wp:effectExtent l="0" t="0" r="2540" b="0"/>
+            <wp:docPr id="17" name="Picture 17"/>
+            <wp:cNvGraphicFramePr>
+              <a:graphicFrameLocks xmlns:a="http://schemas.openxmlformats.org/drawingml/2006/main" noChangeAspect="1"/>
+            </wp:cNvGraphicFramePr>
+            <a:graphic xmlns:a="http://schemas.openxmlformats.org/drawingml/2006/main">
+              <a:graphicData uri="http://schemas.openxmlformats.org/drawingml/2006/picture">
+                <pic:pic xmlns:pic="http://schemas.openxmlformats.org/drawingml/2006/picture">
+                  <pic:nvPicPr>
+                    <pic:cNvPr id="1" name=""/>
+                    <pic:cNvPicPr/>
+                  </pic:nvPicPr>
+                  <pic:blipFill>
+                    <a:blip r:embed="rId21"/>
+                    <a:stretch>
+                      <a:fillRect/>
+                    </a:stretch>
+                  </pic:blipFill>
+                  <pic:spPr>
+                    <a:xfrm>
+                      <a:off x="0" y="0"/>
+                      <a:ext cx="5731510" cy="2327275"/>
+                    </a:xfrm>
+                    <a:prstGeom prst="rect">
+                      <a:avLst/>
+                    </a:prstGeom>
+                  </pic:spPr>
+                </pic:pic>
+              </a:graphicData>
+            </a:graphic>
+          </wp:inline>
+        </w:drawing>
+      </w:r>
+    </w:p>
+    <w:p>
+      <w:pPr>
+        <w:pStyle w:val="ListParagraph"/>
         <w:numPr>
           <w:ilvl w:val="0"/>
-          <w:numId w:val="1"/>
+          <w:numId w:val="2"/>
         </w:numPr>
       </w:pPr>
       <w:r>
         <w:t>Push a file to stash without savings the changes and work on another file.</w:t>
+      </w:r>
+    </w:p>
+    <w:p>
+      <w:pPr>
+        <w:pStyle w:val="ListParagraph"/>
+      </w:pPr>
+      <w:r>
+        <w:rPr>
+          <w:noProof/>
+        </w:rPr>
+        <w:drawing>
+          <wp:inline distT="0" distB="0" distL="0" distR="0" wp14:anchorId="31ECA4FD" wp14:editId="01923DA7">
+            <wp:extent cx="5731510" cy="1736725"/>
+            <wp:effectExtent l="0" t="0" r="2540" b="0"/>
+            <wp:docPr id="18" name="Picture 18"/>
+            <wp:cNvGraphicFramePr>
+              <a:graphicFrameLocks xmlns:a="http://schemas.openxmlformats.org/drawingml/2006/main" noChangeAspect="1"/>
+            </wp:cNvGraphicFramePr>
+            <a:graphic xmlns:a="http://schemas.openxmlformats.org/drawingml/2006/main">
+              <a:graphicData uri="http://schemas.openxmlformats.org/drawingml/2006/picture">
+                <pic:pic xmlns:pic="http://schemas.openxmlformats.org/drawingml/2006/picture">
+                  <pic:nvPicPr>
+                    <pic:cNvPr id="1" name=""/>
+                    <pic:cNvPicPr/>
+                  </pic:nvPicPr>
+                  <pic:blipFill>
+                    <a:blip r:embed="rId22"/>
+                    <a:stretch>
+                      <a:fillRect/>
+                    </a:stretch>
+                  </pic:blipFill>
+                  <pic:spPr>
+                    <a:xfrm>
+                      <a:off x="0" y="0"/>
+                      <a:ext cx="5731510" cy="1736725"/>
+                    </a:xfrm>
+                    <a:prstGeom prst="rect">
+                      <a:avLst/>
+                    </a:prstGeom>
+                  </pic:spPr>
+                </pic:pic>
+              </a:graphicData>
+            </a:graphic>
+          </wp:inline>
+        </w:drawing>
       </w:r>
     </w:p>
     <w:p>
       <w:pPr>
         <w:numPr>
           <w:ilvl w:val="0"/>
-          <w:numId w:val="1"/>
+          <w:numId w:val="2"/>
         </w:numPr>
       </w:pPr>
       <w:r>
@@ -926,21 +1138,157 @@
     </w:p>
     <w:p>
       <w:pPr>
+        <w:ind w:left="720"/>
+      </w:pPr>
+      <w:r>
+        <w:rPr>
+          <w:noProof/>
+        </w:rPr>
+        <w:drawing>
+          <wp:inline distT="0" distB="0" distL="0" distR="0" wp14:anchorId="2A46847D" wp14:editId="5E74B11C">
+            <wp:extent cx="5731510" cy="2571115"/>
+            <wp:effectExtent l="0" t="0" r="2540" b="635"/>
+            <wp:docPr id="19" name="Picture 19"/>
+            <wp:cNvGraphicFramePr>
+              <a:graphicFrameLocks xmlns:a="http://schemas.openxmlformats.org/drawingml/2006/main" noChangeAspect="1"/>
+            </wp:cNvGraphicFramePr>
+            <a:graphic xmlns:a="http://schemas.openxmlformats.org/drawingml/2006/main">
+              <a:graphicData uri="http://schemas.openxmlformats.org/drawingml/2006/picture">
+                <pic:pic xmlns:pic="http://schemas.openxmlformats.org/drawingml/2006/picture">
+                  <pic:nvPicPr>
+                    <pic:cNvPr id="1" name=""/>
+                    <pic:cNvPicPr/>
+                  </pic:nvPicPr>
+                  <pic:blipFill>
+                    <a:blip r:embed="rId23"/>
+                    <a:stretch>
+                      <a:fillRect/>
+                    </a:stretch>
+                  </pic:blipFill>
+                  <pic:spPr>
+                    <a:xfrm>
+                      <a:off x="0" y="0"/>
+                      <a:ext cx="5731510" cy="2571115"/>
+                    </a:xfrm>
+                    <a:prstGeom prst="rect">
+                      <a:avLst/>
+                    </a:prstGeom>
+                  </pic:spPr>
+                </pic:pic>
+              </a:graphicData>
+            </a:graphic>
+          </wp:inline>
+        </w:drawing>
+      </w:r>
+    </w:p>
+    <w:p>
+      <w:pPr>
+        <w:ind w:left="360"/>
+      </w:pPr>
+    </w:p>
+    <w:p>
+      <w:pPr>
+        <w:ind w:left="360"/>
+      </w:pPr>
+    </w:p>
+    <w:p>
+      <w:pPr>
+        <w:ind w:left="360"/>
+      </w:pPr>
+    </w:p>
+    <w:p>
+      <w:pPr>
+        <w:ind w:left="360"/>
+      </w:pPr>
+    </w:p>
+    <w:p>
+      <w:r>
+        <w:lastRenderedPageBreak/>
+        <w:t xml:space="preserve">        </w:t>
+      </w:r>
+      <w:proofErr w:type="gramStart"/>
+      <w:r>
+        <w:t xml:space="preserve">17  </w:t>
+      </w:r>
+      <w:r>
+        <w:t>Generate</w:t>
+      </w:r>
+      <w:proofErr w:type="gramEnd"/>
+      <w:r>
+        <w:t xml:space="preserve"> a </w:t>
+      </w:r>
+      <w:proofErr w:type="spellStart"/>
+      <w:r>
+        <w:t>ssh</w:t>
+      </w:r>
+      <w:proofErr w:type="spellEnd"/>
+      <w:r>
+        <w:t xml:space="preserve">-keygen and configure into </w:t>
+      </w:r>
+      <w:proofErr w:type="spellStart"/>
+      <w:r>
+        <w:t>github</w:t>
+      </w:r>
+      <w:proofErr w:type="spellEnd"/>
+      <w:r>
+        <w:t>.</w:t>
+      </w:r>
+    </w:p>
+    <w:p>
+      <w:pPr>
+        <w:ind w:left="720"/>
+      </w:pPr>
+      <w:r>
+        <w:rPr>
+          <w:noProof/>
+        </w:rPr>
+        <w:drawing>
+          <wp:inline distT="0" distB="0" distL="0" distR="0" wp14:anchorId="0EDE79A2" wp14:editId="6F4AFA78">
+            <wp:extent cx="5731510" cy="1855470"/>
+            <wp:effectExtent l="0" t="0" r="2540" b="0"/>
+            <wp:docPr id="20" name="Picture 20"/>
+            <wp:cNvGraphicFramePr>
+              <a:graphicFrameLocks xmlns:a="http://schemas.openxmlformats.org/drawingml/2006/main" noChangeAspect="1"/>
+            </wp:cNvGraphicFramePr>
+            <a:graphic xmlns:a="http://schemas.openxmlformats.org/drawingml/2006/main">
+              <a:graphicData uri="http://schemas.openxmlformats.org/drawingml/2006/picture">
+                <pic:pic xmlns:pic="http://schemas.openxmlformats.org/drawingml/2006/picture">
+                  <pic:nvPicPr>
+                    <pic:cNvPr id="1" name=""/>
+                    <pic:cNvPicPr/>
+                  </pic:nvPicPr>
+                  <pic:blipFill>
+                    <a:blip r:embed="rId24"/>
+                    <a:stretch>
+                      <a:fillRect/>
+                    </a:stretch>
+                  </pic:blipFill>
+                  <pic:spPr>
+                    <a:xfrm>
+                      <a:off x="0" y="0"/>
+                      <a:ext cx="5731510" cy="1855470"/>
+                    </a:xfrm>
+                    <a:prstGeom prst="rect">
+                      <a:avLst/>
+                    </a:prstGeom>
+                  </pic:spPr>
+                </pic:pic>
+              </a:graphicData>
+            </a:graphic>
+          </wp:inline>
+        </w:drawing>
+      </w:r>
+    </w:p>
+    <w:p>
+      <w:pPr>
+        <w:pStyle w:val="ListParagraph"/>
         <w:numPr>
           <w:ilvl w:val="0"/>
-          <w:numId w:val="1"/>
+          <w:numId w:val="3"/>
         </w:numPr>
       </w:pPr>
       <w:r>
-        <w:t xml:space="preserve">Generate a </w:t>
-      </w:r>
-      <w:proofErr w:type="spellStart"/>
-      <w:r>
-        <w:t>ssh</w:t>
-      </w:r>
-      <w:proofErr w:type="spellEnd"/>
-      <w:r>
-        <w:t xml:space="preserve">-keygen and configure into </w:t>
+        <w:t xml:space="preserve">Configure webhooks to </w:t>
       </w:r>
       <w:proofErr w:type="spellStart"/>
       <w:r>
@@ -955,63 +1303,471 @@
       <w:pPr>
         <w:numPr>
           <w:ilvl w:val="0"/>
-          <w:numId w:val="1"/>
+          <w:numId w:val="3"/>
         </w:numPr>
       </w:pPr>
       <w:r>
-        <w:t xml:space="preserve">Configure webhooks to </w:t>
-      </w:r>
-      <w:proofErr w:type="spellStart"/>
-      <w:r>
-        <w:t>github</w:t>
-      </w:r>
-      <w:proofErr w:type="spellEnd"/>
-      <w:r>
-        <w:t>.</w:t>
-      </w:r>
-    </w:p>
-    <w:p>
-      <w:pPr>
+        <w:t>Basic understanding of .git file.</w:t>
+      </w:r>
+    </w:p>
+    <w:p>
+      <w:pPr>
+        <w:ind w:left="720"/>
+      </w:pPr>
+      <w:proofErr w:type="gramStart"/>
+      <w:r>
+        <w:t xml:space="preserve">The </w:t>
+      </w:r>
+      <w:r>
+        <w:rPr>
+          <w:rStyle w:val="HTMLCode"/>
+          <w:rFonts w:eastAsiaTheme="minorHAnsi"/>
+          <w:b/>
+          <w:bCs/>
+        </w:rPr>
+        <w:t>.git</w:t>
+      </w:r>
+      <w:proofErr w:type="gramEnd"/>
+      <w:r>
+        <w:t xml:space="preserve"> directory is the </w:t>
+      </w:r>
+      <w:r>
+        <w:rPr>
+          <w:rStyle w:val="Strong"/>
+        </w:rPr>
+        <w:t>heart of a Git repository</w:t>
+      </w:r>
+      <w:r>
+        <w:t>. It contains all the information Git needs to manage your project's history, branches, commits, tags, and configuration.</w:t>
+      </w:r>
+    </w:p>
+    <w:p>
+      <w:pPr>
+        <w:ind w:left="720"/>
+      </w:pPr>
+      <w:r>
+        <w:rPr>
+          <w:noProof/>
+        </w:rPr>
+        <w:drawing>
+          <wp:inline distT="0" distB="0" distL="0" distR="0" wp14:anchorId="12694CA7" wp14:editId="6CAE50F9">
+            <wp:extent cx="4714875" cy="2638425"/>
+            <wp:effectExtent l="0" t="0" r="9525" b="9525"/>
+            <wp:docPr id="21" name="Picture 21"/>
+            <wp:cNvGraphicFramePr>
+              <a:graphicFrameLocks xmlns:a="http://schemas.openxmlformats.org/drawingml/2006/main" noChangeAspect="1"/>
+            </wp:cNvGraphicFramePr>
+            <a:graphic xmlns:a="http://schemas.openxmlformats.org/drawingml/2006/main">
+              <a:graphicData uri="http://schemas.openxmlformats.org/drawingml/2006/picture">
+                <pic:pic xmlns:pic="http://schemas.openxmlformats.org/drawingml/2006/picture">
+                  <pic:nvPicPr>
+                    <pic:cNvPr id="1" name=""/>
+                    <pic:cNvPicPr/>
+                  </pic:nvPicPr>
+                  <pic:blipFill>
+                    <a:blip r:embed="rId25"/>
+                    <a:stretch>
+                      <a:fillRect/>
+                    </a:stretch>
+                  </pic:blipFill>
+                  <pic:spPr>
+                    <a:xfrm>
+                      <a:off x="0" y="0"/>
+                      <a:ext cx="4714875" cy="2638425"/>
+                    </a:xfrm>
+                    <a:prstGeom prst="rect">
+                      <a:avLst/>
+                    </a:prstGeom>
+                  </pic:spPr>
+                </pic:pic>
+              </a:graphicData>
+            </a:graphic>
+          </wp:inline>
+        </w:drawing>
+      </w:r>
+    </w:p>
+    <w:p>
+      <w:pPr>
+        <w:ind w:left="360"/>
+      </w:pPr>
+    </w:p>
+    <w:p>
+      <w:pPr>
+        <w:ind w:left="360"/>
+      </w:pPr>
+    </w:p>
+    <w:p>
+      <w:pPr>
+        <w:ind w:left="360"/>
+      </w:pPr>
+    </w:p>
+    <w:p>
+      <w:pPr>
+        <w:ind w:left="360"/>
+      </w:pPr>
+    </w:p>
+    <w:p>
+      <w:pPr>
+        <w:ind w:left="360"/>
+      </w:pPr>
+    </w:p>
+    <w:p>
+      <w:pPr>
+        <w:ind w:left="360"/>
+      </w:pPr>
+    </w:p>
+    <w:p>
+      <w:pPr>
+        <w:ind w:left="360"/>
+      </w:pPr>
+    </w:p>
+    <w:p>
+      <w:pPr>
+        <w:ind w:left="360"/>
+      </w:pPr>
+    </w:p>
+    <w:p>
+      <w:pPr>
+        <w:ind w:left="360"/>
+      </w:pPr>
+    </w:p>
+    <w:p>
+      <w:pPr>
+        <w:ind w:left="360"/>
+      </w:pPr>
+    </w:p>
+    <w:p>
+      <w:pPr>
+        <w:pStyle w:val="ListParagraph"/>
         <w:numPr>
           <w:ilvl w:val="0"/>
-          <w:numId w:val="1"/>
+          <w:numId w:val="3"/>
         </w:numPr>
       </w:pPr>
       <w:r>
-        <w:t>Basic understanding of .git file.</w:t>
+        <w:lastRenderedPageBreak/>
+        <w:t>Check all the logs of git.</w:t>
+      </w:r>
+    </w:p>
+    <w:p>
+      <w:pPr>
+        <w:ind w:left="720"/>
+      </w:pPr>
+      <w:r>
+        <w:t>Git provides several commands to view the commit history and logs. These logs help you track commits, branch changes, author information, and file modifications.</w:t>
+      </w:r>
+    </w:p>
+    <w:p>
+      <w:pPr>
+        <w:ind w:left="720"/>
+      </w:pPr>
+      <w:proofErr w:type="spellStart"/>
+      <w:proofErr w:type="gramStart"/>
+      <w:r>
+        <w:t>Cmd</w:t>
+      </w:r>
+      <w:proofErr w:type="spellEnd"/>
+      <w:r>
+        <w:t xml:space="preserve"> :</w:t>
+      </w:r>
+      <w:proofErr w:type="gramEnd"/>
+      <w:r>
+        <w:t xml:space="preserve"> </w:t>
+      </w:r>
+      <w:r>
+        <w:t>git log</w:t>
+      </w:r>
+    </w:p>
+    <w:p>
+      <w:pPr>
+        <w:ind w:left="720"/>
+      </w:pPr>
+      <w:proofErr w:type="spellStart"/>
+      <w:proofErr w:type="gramStart"/>
+      <w:r>
+        <w:t>Cmd</w:t>
+      </w:r>
+      <w:proofErr w:type="spellEnd"/>
+      <w:r>
+        <w:t xml:space="preserve"> :</w:t>
+      </w:r>
+      <w:proofErr w:type="gramEnd"/>
+      <w:r>
+        <w:t xml:space="preserve"> git log </w:t>
+      </w:r>
+      <w:r>
+        <w:t>–</w:t>
+      </w:r>
+      <w:proofErr w:type="spellStart"/>
+      <w:r>
+        <w:t>oneline</w:t>
+      </w:r>
+      <w:proofErr w:type="spellEnd"/>
+    </w:p>
+    <w:p>
+      <w:pPr>
+        <w:ind w:left="720"/>
+      </w:pPr>
+      <w:proofErr w:type="spellStart"/>
+      <w:proofErr w:type="gramStart"/>
+      <w:r>
+        <w:t>Cmd</w:t>
+      </w:r>
+      <w:proofErr w:type="spellEnd"/>
+      <w:r>
+        <w:t xml:space="preserve"> :</w:t>
+      </w:r>
+      <w:proofErr w:type="gramEnd"/>
+      <w:r>
+        <w:t xml:space="preserve"> </w:t>
+      </w:r>
+      <w:r>
+        <w:t>git log --</w:t>
+      </w:r>
+      <w:proofErr w:type="spellStart"/>
+      <w:r>
+        <w:t>oneline</w:t>
+      </w:r>
+      <w:proofErr w:type="spellEnd"/>
+      <w:r>
+        <w:t xml:space="preserve"> --graph </w:t>
+      </w:r>
+      <w:r>
+        <w:t>–</w:t>
+      </w:r>
+      <w:r>
+        <w:t>all</w:t>
+      </w:r>
+    </w:p>
+    <w:p>
+      <w:pPr>
+        <w:ind w:left="720"/>
+      </w:pPr>
+      <w:r>
+        <w:rPr>
+          <w:noProof/>
+        </w:rPr>
+        <w:drawing>
+          <wp:inline distT="0" distB="0" distL="0" distR="0" wp14:anchorId="435263C5" wp14:editId="1DD8B6EA">
+            <wp:extent cx="5731510" cy="2437130"/>
+            <wp:effectExtent l="0" t="0" r="2540" b="1270"/>
+            <wp:docPr id="22" name="Picture 22"/>
+            <wp:cNvGraphicFramePr>
+              <a:graphicFrameLocks xmlns:a="http://schemas.openxmlformats.org/drawingml/2006/main" noChangeAspect="1"/>
+            </wp:cNvGraphicFramePr>
+            <a:graphic xmlns:a="http://schemas.openxmlformats.org/drawingml/2006/main">
+              <a:graphicData uri="http://schemas.openxmlformats.org/drawingml/2006/picture">
+                <pic:pic xmlns:pic="http://schemas.openxmlformats.org/drawingml/2006/picture">
+                  <pic:nvPicPr>
+                    <pic:cNvPr id="1" name=""/>
+                    <pic:cNvPicPr/>
+                  </pic:nvPicPr>
+                  <pic:blipFill>
+                    <a:blip r:embed="rId26"/>
+                    <a:stretch>
+                      <a:fillRect/>
+                    </a:stretch>
+                  </pic:blipFill>
+                  <pic:spPr>
+                    <a:xfrm>
+                      <a:off x="0" y="0"/>
+                      <a:ext cx="5731510" cy="2437130"/>
+                    </a:xfrm>
+                    <a:prstGeom prst="rect">
+                      <a:avLst/>
+                    </a:prstGeom>
+                  </pic:spPr>
+                </pic:pic>
+              </a:graphicData>
+            </a:graphic>
+          </wp:inline>
+        </w:drawing>
       </w:r>
     </w:p>
     <w:p>
       <w:pPr>
         <w:numPr>
           <w:ilvl w:val="0"/>
-          <w:numId w:val="1"/>
+          <w:numId w:val="3"/>
         </w:numPr>
       </w:pPr>
       <w:r>
-        <w:t>Check all the logs of git.</w:t>
-      </w:r>
+        <w:t>Rename the commit message.</w:t>
+      </w:r>
+    </w:p>
+    <w:p>
+      <w:pPr>
+        <w:ind w:left="720"/>
+      </w:pPr>
+      <w:proofErr w:type="spellStart"/>
+      <w:proofErr w:type="gramStart"/>
+      <w:r>
+        <w:t>Cmd</w:t>
+      </w:r>
+      <w:proofErr w:type="spellEnd"/>
+      <w:r>
+        <w:t xml:space="preserve"> :</w:t>
+      </w:r>
+      <w:proofErr w:type="gramEnd"/>
+      <w:r>
+        <w:t xml:space="preserve"> </w:t>
+      </w:r>
+      <w:r>
+        <w:t>git commit --amend -m "</w:t>
+      </w:r>
+      <w:r>
+        <w:t>rename the commit</w:t>
+      </w:r>
+      <w:r>
+        <w:t>"</w:t>
+      </w:r>
+    </w:p>
+    <w:p>
+      <w:pPr>
+        <w:ind w:left="720"/>
+      </w:pPr>
+      <w:r>
+        <w:rPr>
+          <w:noProof/>
+        </w:rPr>
+        <w:drawing>
+          <wp:inline distT="0" distB="0" distL="0" distR="0" wp14:anchorId="5FABD192" wp14:editId="070A4300">
+            <wp:extent cx="5731510" cy="2171700"/>
+            <wp:effectExtent l="0" t="0" r="2540" b="0"/>
+            <wp:docPr id="25" name="Picture 25"/>
+            <wp:cNvGraphicFramePr>
+              <a:graphicFrameLocks xmlns:a="http://schemas.openxmlformats.org/drawingml/2006/main" noChangeAspect="1"/>
+            </wp:cNvGraphicFramePr>
+            <a:graphic xmlns:a="http://schemas.openxmlformats.org/drawingml/2006/main">
+              <a:graphicData uri="http://schemas.openxmlformats.org/drawingml/2006/picture">
+                <pic:pic xmlns:pic="http://schemas.openxmlformats.org/drawingml/2006/picture">
+                  <pic:nvPicPr>
+                    <pic:cNvPr id="1" name=""/>
+                    <pic:cNvPicPr/>
+                  </pic:nvPicPr>
+                  <pic:blipFill>
+                    <a:blip r:embed="rId27"/>
+                    <a:stretch>
+                      <a:fillRect/>
+                    </a:stretch>
+                  </pic:blipFill>
+                  <pic:spPr>
+                    <a:xfrm>
+                      <a:off x="0" y="0"/>
+                      <a:ext cx="5731510" cy="2171700"/>
+                    </a:xfrm>
+                    <a:prstGeom prst="rect">
+                      <a:avLst/>
+                    </a:prstGeom>
+                  </pic:spPr>
+                </pic:pic>
+              </a:graphicData>
+            </a:graphic>
+          </wp:inline>
+        </w:drawing>
+      </w:r>
+      <w:bookmarkStart w:id="0" w:name="_GoBack"/>
+      <w:bookmarkEnd w:id="0"/>
     </w:p>
     <w:p>
       <w:pPr>
         <w:numPr>
           <w:ilvl w:val="0"/>
-          <w:numId w:val="1"/>
+          <w:numId w:val="3"/>
         </w:numPr>
       </w:pPr>
       <w:r>
-        <w:t>Rename the commit message.</w:t>
-      </w:r>
-    </w:p>
-    <w:p>
-      <w:pPr>
-        <w:numPr>
-          <w:ilvl w:val="0"/>
-          <w:numId w:val="1"/>
-        </w:numPr>
-      </w:pPr>
-      <w:r>
         <w:t>Merge multiple commits into single commit.</w:t>
+      </w:r>
+    </w:p>
+    <w:p>
+      <w:pPr>
+        <w:ind w:left="720"/>
+      </w:pPr>
+      <w:r>
+        <w:rPr>
+          <w:noProof/>
+        </w:rPr>
+        <w:drawing>
+          <wp:inline distT="0" distB="0" distL="0" distR="0" wp14:anchorId="11B05B08" wp14:editId="3A57322B">
+            <wp:extent cx="5731510" cy="514350"/>
+            <wp:effectExtent l="0" t="0" r="2540" b="0"/>
+            <wp:docPr id="23" name="Picture 23"/>
+            <wp:cNvGraphicFramePr>
+              <a:graphicFrameLocks xmlns:a="http://schemas.openxmlformats.org/drawingml/2006/main" noChangeAspect="1"/>
+            </wp:cNvGraphicFramePr>
+            <a:graphic xmlns:a="http://schemas.openxmlformats.org/drawingml/2006/main">
+              <a:graphicData uri="http://schemas.openxmlformats.org/drawingml/2006/picture">
+                <pic:pic xmlns:pic="http://schemas.openxmlformats.org/drawingml/2006/picture">
+                  <pic:nvPicPr>
+                    <pic:cNvPr id="1" name=""/>
+                    <pic:cNvPicPr/>
+                  </pic:nvPicPr>
+                  <pic:blipFill>
+                    <a:blip r:embed="rId28"/>
+                    <a:stretch>
+                      <a:fillRect/>
+                    </a:stretch>
+                  </pic:blipFill>
+                  <pic:spPr>
+                    <a:xfrm>
+                      <a:off x="0" y="0"/>
+                      <a:ext cx="5731510" cy="514350"/>
+                    </a:xfrm>
+                    <a:prstGeom prst="rect">
+                      <a:avLst/>
+                    </a:prstGeom>
+                  </pic:spPr>
+                </pic:pic>
+              </a:graphicData>
+            </a:graphic>
+          </wp:inline>
+        </w:drawing>
+      </w:r>
+    </w:p>
+    <w:p>
+      <w:pPr>
+        <w:ind w:left="720"/>
+      </w:pPr>
+      <w:r>
+        <w:rPr>
+          <w:noProof/>
+        </w:rPr>
+        <w:drawing>
+          <wp:inline distT="0" distB="0" distL="0" distR="0" wp14:anchorId="64C26FAF" wp14:editId="1243885C">
+            <wp:extent cx="4886325" cy="866775"/>
+            <wp:effectExtent l="0" t="0" r="9525" b="9525"/>
+            <wp:docPr id="24" name="Picture 24"/>
+            <wp:cNvGraphicFramePr>
+              <a:graphicFrameLocks xmlns:a="http://schemas.openxmlformats.org/drawingml/2006/main" noChangeAspect="1"/>
+            </wp:cNvGraphicFramePr>
+            <a:graphic xmlns:a="http://schemas.openxmlformats.org/drawingml/2006/main">
+              <a:graphicData uri="http://schemas.openxmlformats.org/drawingml/2006/picture">
+                <pic:pic xmlns:pic="http://schemas.openxmlformats.org/drawingml/2006/picture">
+                  <pic:nvPicPr>
+                    <pic:cNvPr id="1" name=""/>
+                    <pic:cNvPicPr/>
+                  </pic:nvPicPr>
+                  <pic:blipFill>
+                    <a:blip r:embed="rId29"/>
+                    <a:stretch>
+                      <a:fillRect/>
+                    </a:stretch>
+                  </pic:blipFill>
+                  <pic:spPr>
+                    <a:xfrm>
+                      <a:off x="0" y="0"/>
+                      <a:ext cx="4886325" cy="866775"/>
+                    </a:xfrm>
+                    <a:prstGeom prst="rect">
+                      <a:avLst/>
+                    </a:prstGeom>
+                  </pic:spPr>
+                </pic:pic>
+              </a:graphicData>
+            </a:graphic>
+          </wp:inline>
+        </w:drawing>
       </w:r>
     </w:p>
     <w:p/>
@@ -1229,11 +1985,103 @@
       </w:pPr>
     </w:lvl>
   </w:abstractNum>
+  <w:abstractNum w:abstractNumId="2" w15:restartNumberingAfterBreak="0">
+    <w:nsid w:val="26221021"/>
+    <w:multiLevelType w:val="hybridMultilevel"/>
+    <w:tmpl w:val="8D22CA74"/>
+    <w:lvl w:ilvl="0" w:tplc="1A906426">
+      <w:start w:val="18"/>
+      <w:numFmt w:val="decimal"/>
+      <w:lvlText w:val="%1"/>
+      <w:lvlJc w:val="left"/>
+      <w:pPr>
+        <w:ind w:left="720" w:hanging="360"/>
+      </w:pPr>
+      <w:rPr>
+        <w:rFonts w:hint="default"/>
+      </w:rPr>
+    </w:lvl>
+    <w:lvl w:ilvl="1" w:tplc="40090019" w:tentative="1">
+      <w:start w:val="1"/>
+      <w:numFmt w:val="lowerLetter"/>
+      <w:lvlText w:val="%2."/>
+      <w:lvlJc w:val="left"/>
+      <w:pPr>
+        <w:ind w:left="1440" w:hanging="360"/>
+      </w:pPr>
+    </w:lvl>
+    <w:lvl w:ilvl="2" w:tplc="4009001B" w:tentative="1">
+      <w:start w:val="1"/>
+      <w:numFmt w:val="lowerRoman"/>
+      <w:lvlText w:val="%3."/>
+      <w:lvlJc w:val="right"/>
+      <w:pPr>
+        <w:ind w:left="2160" w:hanging="180"/>
+      </w:pPr>
+    </w:lvl>
+    <w:lvl w:ilvl="3" w:tplc="4009000F" w:tentative="1">
+      <w:start w:val="1"/>
+      <w:numFmt w:val="decimal"/>
+      <w:lvlText w:val="%4."/>
+      <w:lvlJc w:val="left"/>
+      <w:pPr>
+        <w:ind w:left="2880" w:hanging="360"/>
+      </w:pPr>
+    </w:lvl>
+    <w:lvl w:ilvl="4" w:tplc="40090019" w:tentative="1">
+      <w:start w:val="1"/>
+      <w:numFmt w:val="lowerLetter"/>
+      <w:lvlText w:val="%5."/>
+      <w:lvlJc w:val="left"/>
+      <w:pPr>
+        <w:ind w:left="3600" w:hanging="360"/>
+      </w:pPr>
+    </w:lvl>
+    <w:lvl w:ilvl="5" w:tplc="4009001B" w:tentative="1">
+      <w:start w:val="1"/>
+      <w:numFmt w:val="lowerRoman"/>
+      <w:lvlText w:val="%6."/>
+      <w:lvlJc w:val="right"/>
+      <w:pPr>
+        <w:ind w:left="4320" w:hanging="180"/>
+      </w:pPr>
+    </w:lvl>
+    <w:lvl w:ilvl="6" w:tplc="4009000F" w:tentative="1">
+      <w:start w:val="1"/>
+      <w:numFmt w:val="decimal"/>
+      <w:lvlText w:val="%7."/>
+      <w:lvlJc w:val="left"/>
+      <w:pPr>
+        <w:ind w:left="5040" w:hanging="360"/>
+      </w:pPr>
+    </w:lvl>
+    <w:lvl w:ilvl="7" w:tplc="40090019" w:tentative="1">
+      <w:start w:val="1"/>
+      <w:numFmt w:val="lowerLetter"/>
+      <w:lvlText w:val="%8."/>
+      <w:lvlJc w:val="left"/>
+      <w:pPr>
+        <w:ind w:left="5760" w:hanging="360"/>
+      </w:pPr>
+    </w:lvl>
+    <w:lvl w:ilvl="8" w:tplc="4009001B" w:tentative="1">
+      <w:start w:val="1"/>
+      <w:numFmt w:val="lowerRoman"/>
+      <w:lvlText w:val="%9."/>
+      <w:lvlJc w:val="right"/>
+      <w:pPr>
+        <w:ind w:left="6480" w:hanging="180"/>
+      </w:pPr>
+    </w:lvl>
+  </w:abstractNum>
   <w:num w:numId="1">
     <w:abstractNumId w:val="0"/>
   </w:num>
   <w:num w:numId="2">
     <w:abstractNumId w:val="1"/>
+  </w:num>
+  <w:num w:numId="3">
+    <w:abstractNumId w:val="2"/>
   </w:num>
 </w:numbering>
 </file>
@@ -1639,6 +2487,7 @@
   <w:style w:type="character" w:default="1" w:styleId="DefaultParagraphFont">
     <w:name w:val="Default Paragraph Font"/>
     <w:uiPriority w:val="1"/>
+    <w:semiHidden/>
     <w:unhideWhenUsed/>
   </w:style>
   <w:style w:type="table" w:default="1" w:styleId="TableNormal">
@@ -1672,6 +2521,30 @@
       <w:ind w:left="720"/>
       <w:contextualSpacing/>
     </w:pPr>
+  </w:style>
+  <w:style w:type="character" w:styleId="Strong">
+    <w:name w:val="Strong"/>
+    <w:basedOn w:val="DefaultParagraphFont"/>
+    <w:uiPriority w:val="22"/>
+    <w:qFormat/>
+    <w:rsid w:val="00BB0799"/>
+    <w:rPr>
+      <w:b/>
+      <w:bCs/>
+    </w:rPr>
+  </w:style>
+  <w:style w:type="character" w:styleId="HTMLCode">
+    <w:name w:val="HTML Code"/>
+    <w:basedOn w:val="DefaultParagraphFont"/>
+    <w:uiPriority w:val="99"/>
+    <w:semiHidden/>
+    <w:unhideWhenUsed/>
+    <w:rsid w:val="00BB0799"/>
+    <w:rPr>
+      <w:rFonts w:ascii="Courier New" w:eastAsia="Times New Roman" w:hAnsi="Courier New" w:cs="Courier New"/>
+      <w:sz w:val="20"/>
+      <w:szCs w:val="20"/>
+    </w:rPr>
   </w:style>
 </w:styles>
 </file>

--- a/Git-GitHub/git-techie.docx
+++ b/Git-GitHub/git-techie.docx
@@ -1666,8 +1666,6 @@
           </wp:inline>
         </w:drawing>
       </w:r>
-      <w:bookmarkStart w:id="0" w:name="_GoBack"/>
-      <w:bookmarkEnd w:id="0"/>
     </w:p>
     <w:p>
       <w:pPr>
@@ -1769,6 +1767,11 @@
           </wp:inline>
         </w:drawing>
       </w:r>
+      <w:r>
+        <w:t>.</w:t>
+      </w:r>
+      <w:bookmarkStart w:id="0" w:name="_GoBack"/>
+      <w:bookmarkEnd w:id="0"/>
     </w:p>
     <w:p/>
     <w:sectPr>

--- a/Git-GitHub/git-techie.docx
+++ b/Git-GitHub/git-techie.docx
@@ -1454,8 +1454,13 @@
         <w:ind w:left="720"/>
       </w:pPr>
       <w:r>
-        <w:t>Git provides several commands to view the commit history and logs. These logs help you track commits, branch changes, author information, and file modifications.</w:t>
-      </w:r>
+        <w:t>Git provides several commands to view the commit history and logs. These logs help you track commits, branch changes, author information, and file modifications</w:t>
+      </w:r>
+      <w:r>
+        <w:t>…</w:t>
+      </w:r>
+      <w:bookmarkStart w:id="0" w:name="_GoBack"/>
+      <w:bookmarkEnd w:id="0"/>
     </w:p>
     <w:p>
       <w:pPr>
@@ -1770,8 +1775,6 @@
       <w:r>
         <w:t>.</w:t>
       </w:r>
-      <w:bookmarkStart w:id="0" w:name="_GoBack"/>
-      <w:bookmarkEnd w:id="0"/>
     </w:p>
     <w:p/>
     <w:sectPr>
